--- a/ProjetPAPPL/src/main/resources/templates/modele_export.docx
+++ b/ProjetPAPPL/src/main/resources/templates/modele_export.docx
@@ -17,15 +17,8 @@
         </w:rPr>
       </w:pPr>
       <w:r>
-        <w:rPr>
-          <w:rFonts w:eastAsia="Titillium" w:cs="Titillium" w:ascii="Titillium" w:hAnsi="Titillium"/>
-          <w:b/>
-          <w:bCs/>
-          <w:sz w:val="28"/>
-          <w:szCs w:val="28"/>
-        </w:rPr>
         <w:drawing>
-          <wp:anchor behindDoc="1" distT="0" distB="0" distL="0" distR="0" simplePos="0" locked="0" layoutInCell="1" allowOverlap="1" relativeHeight="3">
+          <wp:anchor distT="0" distB="0" distL="0" distR="0" simplePos="0" relativeHeight="3" behindDoc="1" locked="0" layoutInCell="1" allowOverlap="1">
             <wp:simplePos x="0" y="0"/>
             <wp:positionH relativeFrom="column">
               <wp:posOffset>-594995</wp:posOffset>
@@ -36,7 +29,7 @@
             <wp:extent cx="1343025" cy="685800"/>
             <wp:effectExtent l="0" t="0" r="0" b="0"/>
             <wp:wrapNone/>
-            <wp:docPr id="1" name="image1.png Copie 1" descr="" title=""/>
+            <wp:docPr id="1" name="image1.png Copie 1"/>
             <wp:cNvGraphicFramePr>
               <a:graphicFrameLocks xmlns:a="http://schemas.openxmlformats.org/drawingml/2006/main" noChangeAspect="1"/>
             </wp:cNvGraphicFramePr>
@@ -44,14 +37,14 @@
               <a:graphicData uri="http://schemas.openxmlformats.org/drawingml/2006/picture">
                 <pic:pic xmlns:pic="http://schemas.openxmlformats.org/drawingml/2006/picture">
                   <pic:nvPicPr>
-                    <pic:cNvPr id="1" name="image1.png Copie 1" descr="" title=""/>
+                    <pic:cNvPr id="1" name="image1.png Copie 1"/>
                     <pic:cNvPicPr>
                       <a:picLocks noChangeAspect="1" noChangeArrowheads="1"/>
                     </pic:cNvPicPr>
                   </pic:nvPicPr>
                   <pic:blipFill>
                     <a:blip r:embed="rId2"/>
-                    <a:srcRect l="3563" t="2641" r="72500" b="88719"/>
+                    <a:srcRect l="3563" t="2641" r="72490" b="88714"/>
                     <a:stretch>
                       <a:fillRect/>
                     </a:stretch>
@@ -74,7 +67,7 @@
         <mc:AlternateContent>
           <mc:Choice Requires="wps">
             <w:drawing>
-              <wp:anchor behindDoc="1" distT="0" distB="0" distL="0" distR="0" simplePos="0" locked="0" layoutInCell="1" allowOverlap="1" relativeHeight="4" wp14:anchorId="59A9412E">
+              <wp:anchor distT="28575" distB="29210" distL="29210" distR="28575" simplePos="0" relativeHeight="4" behindDoc="1" locked="0" layoutInCell="1" allowOverlap="1" wp14:anchorId="59A9412E">
                 <wp:simplePos x="0" y="0"/>
                 <wp:positionH relativeFrom="column">
                   <wp:posOffset>6497320</wp:posOffset>
@@ -125,7 +118,7 @@
                 <v:stroke joinstyle="miter"/>
                 <v:path gradientshapeok="t" o:connecttype="rect" textboxrect="0,0,21600,21600"/>
               </v:shapetype>
-              <v:shape id="shape_0" ID="Straight Arrow Connector 10" path="m0,0l-2147483648,-2147483647e" stroked="t" o:allowincell="f" style="position:absolute;margin-left:511.6pt;margin-top:-24.75pt;width:0pt;height:60.05pt;mso-wrap-style:none;v-text-anchor:middle" wp14:anchorId="59A9412E" type="_x0000_t32">
+              <v:shape id="shape_0" stroked="t" o:allowincell="f" style="position:absolute;margin-left:511.6pt;margin-top:-24.75pt;width:0pt;height:60.05pt;mso-wrap-style:none;v-text-anchor:middle" wp14:anchorId="59A9412E" type="_x0000_t32" path="m0,0l-2147483648,-2147483647e">
                 <v:fill o:detectmouseclick="t" on="false"/>
                 <v:stroke color="#ffc000" weight="57240" joinstyle="round" endcap="flat"/>
                 <w10:wrap type="none"/>
@@ -158,13 +151,7 @@
         <w:rPr>
           <w:rFonts w:eastAsia="Titillium" w:cs="Titillium" w:ascii="Titillium" w:hAnsi="Titillium"/>
         </w:rPr>
-        <w:t xml:space="preserve">Année </w:t>
-      </w:r>
-      <w:r>
-        <w:rPr>
-          <w:rFonts w:eastAsia="Titillium" w:cs="Titillium" w:ascii="Titillium" w:hAnsi="Titillium"/>
-        </w:rPr>
-        <w:t>{{annee}}</w:t>
+        <w:t>Année {{annee}}</w:t>
       </w:r>
     </w:p>
     <w:p>
@@ -268,7 +255,6 @@
       <w:pPr>
         <w:pStyle w:val="Normal"/>
         <w:widowControl w:val="false"/>
-        <w:pBdr/>
         <w:bidi w:val="0"/>
         <w:spacing w:before="0" w:after="120"/>
         <w:jc w:val="both"/>
@@ -361,17 +347,7 @@
                 <w:sz w:val="20"/>
                 <w:szCs w:val="20"/>
               </w:rPr>
-              <w:t xml:space="preserve">: </w:t>
-            </w:r>
-            <w:r>
-              <w:rPr>
-                <w:rFonts w:eastAsia="Titillium" w:cs="Titillium" w:ascii="Titillium" w:hAnsi="Titillium"/>
-                <w:b/>
-                <w:bCs/>
-                <w:sz w:val="20"/>
-                <w:szCs w:val="20"/>
-              </w:rPr>
-              <w:t>{{confidentiel}}</w:t>
+              <w:t>: {{confidentiel}}</w:t>
             </w:r>
           </w:p>
         </w:tc>
@@ -855,7 +831,6 @@
     <w:p>
       <w:pPr>
         <w:pStyle w:val="Normal"/>
-        <w:pBdr/>
         <w:tabs>
           <w:tab w:val="clear" w:pos="709"/>
           <w:tab w:val="center" w:pos="4536" w:leader="none"/>
@@ -884,7 +859,6 @@
     <w:p>
       <w:pPr>
         <w:pStyle w:val="Normal"/>
-        <w:pBdr/>
         <w:tabs>
           <w:tab w:val="clear" w:pos="709"/>
           <w:tab w:val="center" w:pos="4536" w:leader="none"/>
@@ -904,7 +878,7 @@
         <mc:AlternateContent>
           <mc:Choice Requires="wps">
             <w:drawing>
-              <wp:anchor behindDoc="1" distT="0" distB="0" distL="0" distR="0" simplePos="0" locked="0" layoutInCell="1" allowOverlap="1" relativeHeight="2" wp14:anchorId="6E0404EE">
+              <wp:anchor distT="28575" distB="29210" distL="29210" distR="28575" simplePos="0" relativeHeight="2" behindDoc="1" locked="0" layoutInCell="1" allowOverlap="1" wp14:anchorId="6E0404EE">
                 <wp:simplePos x="0" y="0"/>
                 <wp:positionH relativeFrom="column">
                   <wp:posOffset>4078605</wp:posOffset>
@@ -951,7 +925,7 @@
           </mc:Choice>
           <mc:Fallback>
             <w:pict>
-              <v:shape id="shape_0" ID="Straight Arrow Connector 12" path="m0,0l-2147483648,-2147483647e" stroked="t" o:allowincell="f" style="position:absolute;margin-left:321.15pt;margin-top:-0.05pt;width:0pt;height:4.45pt;mso-wrap-style:none;v-text-anchor:middle" wp14:anchorId="6E0404EE" type="_x0000_t32">
+              <v:shape id="shape_0" stroked="t" o:allowincell="f" style="position:absolute;margin-left:321.15pt;margin-top:-0.05pt;width:0pt;height:4.45pt;mso-wrap-style:none;v-text-anchor:middle" wp14:anchorId="6E0404EE" type="_x0000_t32" path="m0,0l-2147483648,-2147483647e">
                 <v:fill o:detectmouseclick="t" on="false"/>
                 <v:stroke color="#ffc000" weight="57240" joinstyle="round" endcap="flat"/>
                 <w10:wrap type="none"/>
@@ -968,23 +942,12 @@
           <w:szCs w:val="18"/>
           <w:lang w:val="fr-FR"/>
         </w:rPr>
-        <w:t xml:space="preserve">Corresp. : </w:t>
-      </w:r>
-      <w:r>
-        <w:rPr>
-          <w:rFonts w:eastAsia="Titillium" w:cs="Titillium" w:ascii="Titillium" w:hAnsi="Titillium"/>
-          <w:color w:val="000000"/>
-          <w:sz w:val="18"/>
-          <w:szCs w:val="18"/>
-          <w:lang w:val="fr-FR"/>
-        </w:rPr>
-        <w:t>{{nom}} {{prenom}}</w:t>
-      </w:r>
-    </w:p>
-    <w:p>
-      <w:pPr>
-        <w:pStyle w:val="Normal"/>
-        <w:pBdr/>
+        <w:t>Corresp. : {{nom}} {{prenom}}</w:t>
+      </w:r>
+    </w:p>
+    <w:p>
+      <w:pPr>
+        <w:pStyle w:val="Normal"/>
         <w:tabs>
           <w:tab w:val="clear" w:pos="709"/>
           <w:tab w:val="center" w:pos="4536" w:leader="none"/>
@@ -1008,27 +971,17 @@
           <w:szCs w:val="18"/>
           <w:lang w:val="fr-FR"/>
         </w:rPr>
-        <w:t xml:space="preserve">Téléphone : </w:t>
-      </w:r>
-      <w:r>
-        <w:rPr>
-          <w:rFonts w:eastAsia="Titillium" w:cs="Titillium" w:ascii="Titillium" w:hAnsi="Titillium"/>
-          <w:color w:val="000000"/>
-          <w:sz w:val="18"/>
-          <w:szCs w:val="18"/>
-          <w:lang w:val="fr-FR"/>
-        </w:rPr>
-        <w:t>{{telephone}}</w:t>
+        <w:t>Téléphone : {{telephone}}</w:t>
       </w:r>
       <w:sdt>
         <w:sdtPr>
-          <w:placeholder>
-            <w:docPart w:val="679566FA1DEC499CA6621B1DC91B1BF7"/>
-          </w:placeholder>
           <w:alias w:val="téléphone"/>
           <w:tag w:val="telephone"/>
           <w:id w:val="675702132"/>
           <w:lock w:val="sdtLocked"/>
+          <w:placeholder>
+            <w:docPart w:val="679566FA1DEC499CA6621B1DC91B1BF7"/>
+          </w:placeholder>
         </w:sdtPr>
         <w:sdtContent>
           <w:r>
@@ -1081,8 +1034,20 @@
           <w:szCs w:val="18"/>
           <w:lang w:val="en-GB"/>
         </w:rPr>
-        <w:t xml:space="preserve">E-mail : </w:t>
-      </w:r>
+        <w:t>E-mail : {{email}}</w:t>
+      </w:r>
+    </w:p>
+    <w:p>
+      <w:pPr>
+        <w:pStyle w:val="Normal"/>
+        <w:bidi w:val="0"/>
+        <w:jc w:val="end"/>
+        <w:rPr>
+          <w:rFonts w:ascii="Titillium" w:hAnsi="Titillium" w:eastAsia="Titillium" w:cs="Titillium"/>
+          <w:sz w:val="20"/>
+          <w:szCs w:val="20"/>
+        </w:rPr>
+      </w:pPr>
       <w:r>
         <w:rPr>
           <w:rFonts w:eastAsia="Titillium" w:cs="Titillium" w:ascii="Titillium" w:hAnsi="Titillium"/>
@@ -1091,29 +1056,7 @@
           <w:szCs w:val="18"/>
           <w:lang w:val="en-GB"/>
         </w:rPr>
-        <w:t>{{email}}</w:t>
-      </w:r>
-    </w:p>
-    <w:p>
-      <w:pPr>
-        <w:pStyle w:val="Normal"/>
-        <w:bidi w:val="0"/>
-        <w:jc w:val="end"/>
-        <w:rPr>
-          <w:rFonts w:ascii="Titillium" w:hAnsi="Titillium" w:eastAsia="Titillium" w:cs="Titillium"/>
-          <w:sz w:val="20"/>
-          <w:szCs w:val="20"/>
-        </w:rPr>
-      </w:pPr>
-      <w:r>
-        <w:rPr>
-          <w:rFonts w:eastAsia="Titillium" w:cs="Titillium" w:ascii="Titillium" w:hAnsi="Titillium"/>
-          <w:color w:val="000000"/>
-          <w:sz w:val="18"/>
-          <w:szCs w:val="18"/>
-          <w:lang w:val="en-GB"/>
-        </w:rPr>
-        <w:t xml:space="preserve">Entrreprise : {{adresse}} </w:t>
+        <w:t xml:space="preserve">Entreprise : {{adresse}} </w:t>
       </w:r>
     </w:p>
     <w:p>
@@ -1167,6 +1110,7 @@
       <w:pgNumType w:start="1" w:fmt="decimal"/>
       <w:formProt w:val="false"/>
       <w:textDirection w:val="lrTb"/>
+      <w:docGrid w:type="default" w:linePitch="100" w:charSpace="0"/>
     </w:sectPr>
   </w:body>
 </w:document>
@@ -1186,7 +1130,6 @@
     </w:rPrDefault>
     <w:pPrDefault>
       <w:pPr>
-        <w:widowControl/>
         <w:suppressAutoHyphens w:val="true"/>
       </w:pPr>
     </w:pPrDefault>
@@ -1196,7 +1139,10 @@
     <w:qFormat/>
     <w:pPr>
       <w:widowControl/>
+      <w:suppressAutoHyphens w:val="true"/>
       <w:bidi w:val="0"/>
+      <w:spacing w:before="0" w:after="0"/>
+      <w:jc w:val="start"/>
     </w:pPr>
     <w:rPr>
       <w:rFonts w:ascii="Liberation Serif" w:hAnsi="Liberation Serif" w:eastAsia="NSimSun" w:cs="Lucida Sans"/>
@@ -1265,8 +1211,23 @@
       <w:rFonts w:cs="Lucida Sans"/>
     </w:rPr>
   </w:style>
-  <w:style w:type="paragraph" w:styleId="En-tteetpieddepage">
-    <w:name w:val="En-tête et pied de page"/>
+  <w:style w:type="paragraph" w:styleId="Titreuser">
+    <w:name w:val="Titre (user)"/>
+    <w:basedOn w:val="Normal"/>
+    <w:next w:val="BodyText"/>
+    <w:qFormat/>
+    <w:pPr>
+      <w:keepNext w:val="true"/>
+      <w:spacing w:before="240" w:after="120"/>
+    </w:pPr>
+    <w:rPr>
+      <w:rFonts w:ascii="Liberation Sans" w:hAnsi="Liberation Sans" w:eastAsia="Microsoft YaHei" w:cs="Lucida Sans"/>
+      <w:sz w:val="28"/>
+      <w:szCs w:val="28"/>
+    </w:rPr>
+  </w:style>
+  <w:style w:type="paragraph" w:styleId="En-tteetpieddepageuser">
+    <w:name w:val="En-tête et pied de page (user)"/>
     <w:basedOn w:val="Normal"/>
     <w:qFormat/>
     <w:pPr>
@@ -1279,9 +1240,16 @@
     </w:pPr>
     <w:rPr/>
   </w:style>
+  <w:style w:type="paragraph" w:styleId="En-tteetpieddepage">
+    <w:name w:val="En-tête et pied de page"/>
+    <w:basedOn w:val="Normal"/>
+    <w:qFormat/>
+    <w:pPr/>
+    <w:rPr/>
+  </w:style>
   <w:style w:type="paragraph" w:styleId="Header">
     <w:name w:val="header"/>
-    <w:basedOn w:val="En-tteetpieddepage"/>
+    <w:basedOn w:val="En-tteetpieddepageuser"/>
     <w:pPr>
       <w:suppressLineNumbers/>
     </w:pPr>
